--- a/it8.docx
+++ b/it8.docx
@@ -2577,6 +2577,7 @@
       <w:r>
         <w:rPr>
           <w:rFonts w:ascii="Times New Roman" w:hAnsi="Times New Roman"/>
+          <w:noProof/>
           <w:sz w:val="28"/>
           <w:szCs w:val="28"/>
         </w:rPr>
@@ -2750,6 +2751,7 @@
       <w:r>
         <w:rPr>
           <w:rFonts w:ascii="Times New Roman" w:hAnsi="Times New Roman"/>
+          <w:noProof/>
           <w:sz w:val="28"/>
           <w:szCs w:val="28"/>
           <w:lang w:val="en-US"/>
@@ -2892,12 +2894,12 @@
           <w:rFonts w:ascii="Times New Roman" w:hAnsi="Times New Roman"/>
           <w:sz w:val="28"/>
           <w:szCs w:val="28"/>
-          <w:lang w:val="en-US"/>
-        </w:rPr>
-      </w:pPr>
-      <w:r>
-        <w:rPr>
-          <w:rFonts w:ascii="Times New Roman" w:hAnsi="Times New Roman"/>
+        </w:rPr>
+      </w:pPr>
+      <w:r>
+        <w:rPr>
+          <w:rFonts w:ascii="Times New Roman" w:hAnsi="Times New Roman"/>
+          <w:noProof/>
           <w:sz w:val="28"/>
           <w:szCs w:val="28"/>
           <w:lang w:val="en-US"/>
@@ -2949,11 +2951,6 @@
     </w:p>
     <w:p>
       <w:pPr>
-        <w:pStyle w:val="a7"/>
-        <w:numPr>
-          <w:ilvl w:val="0"/>
-          <w:numId w:val="1"/>
-        </w:numPr>
         <w:jc w:val="both"/>
         <w:rPr>
           <w:rFonts w:ascii="Times New Roman" w:hAnsi="Times New Roman"/>
@@ -2961,78 +2958,23 @@
           <w:szCs w:val="28"/>
         </w:rPr>
       </w:pPr>
-      <w:r>
-        <w:rPr>
-          <w:rFonts w:ascii="Times New Roman" w:hAnsi="Times New Roman"/>
-          <w:sz w:val="28"/>
-          <w:szCs w:val="28"/>
-        </w:rPr>
-        <w:t>Кло</w:t>
-      </w:r>
-      <w:r>
-        <w:rPr>
-          <w:rFonts w:ascii="Times New Roman" w:hAnsi="Times New Roman"/>
-          <w:sz w:val="28"/>
-          <w:szCs w:val="28"/>
-        </w:rPr>
-        <w:t xml:space="preserve">нировали репозиторий: скопировали ссылку, создали локальную папку для работы с удалённым репозиторием, открыли в ней </w:t>
-      </w:r>
-      <w:r>
-        <w:rPr>
-          <w:rFonts w:ascii="Times New Roman" w:hAnsi="Times New Roman"/>
-          <w:sz w:val="28"/>
-          <w:szCs w:val="28"/>
-          <w:lang w:val="en-US"/>
-        </w:rPr>
-        <w:t>Git</w:t>
-      </w:r>
-      <w:r>
-        <w:rPr>
-          <w:rFonts w:ascii="Times New Roman" w:hAnsi="Times New Roman"/>
-          <w:sz w:val="28"/>
-          <w:szCs w:val="28"/>
-        </w:rPr>
-        <w:t xml:space="preserve"> </w:t>
-      </w:r>
-      <w:r>
-        <w:rPr>
-          <w:rFonts w:ascii="Times New Roman" w:hAnsi="Times New Roman"/>
-          <w:sz w:val="28"/>
-          <w:szCs w:val="28"/>
-        </w:rPr>
-        <w:t xml:space="preserve">консоль и </w:t>
-      </w:r>
-      <w:r>
-        <w:rPr>
-          <w:rFonts w:ascii="Times New Roman" w:hAnsi="Times New Roman"/>
-          <w:sz w:val="28"/>
-          <w:szCs w:val="28"/>
-        </w:rPr>
-        <w:t>пропис</w:t>
-      </w:r>
-      <w:r>
-        <w:rPr>
-          <w:rFonts w:ascii="Times New Roman" w:hAnsi="Times New Roman"/>
-          <w:sz w:val="28"/>
-          <w:szCs w:val="28"/>
-        </w:rPr>
-        <w:t>али</w:t>
-      </w:r>
-      <w:r>
-        <w:rPr>
-          <w:rFonts w:ascii="Times New Roman" w:hAnsi="Times New Roman"/>
-          <w:sz w:val="28"/>
-          <w:szCs w:val="28"/>
-        </w:rPr>
-        <w:t xml:space="preserve"> команду git clone</w:t>
-      </w:r>
-      <w:r>
-        <w:rPr>
-          <w:rFonts w:ascii="Times New Roman" w:hAnsi="Times New Roman"/>
-          <w:sz w:val="28"/>
-          <w:szCs w:val="28"/>
-        </w:rPr>
-        <w:t xml:space="preserve"> со ссылкой на репозиторий.</w:t>
+      <w:bookmarkStart w:id="1" w:name="_Hlk229039272"/>
+      <w:r>
+        <w:rPr>
+          <w:rFonts w:ascii="Times New Roman" w:hAnsi="Times New Roman"/>
+          <w:sz w:val="28"/>
+          <w:szCs w:val="28"/>
+        </w:rPr>
+        <w:t>В локальный репозиторий добавлен файл данной лабораторной работы, изменения зафиксированы</w:t>
+      </w:r>
+      <w:bookmarkEnd w:id="1"/>
+      <w:r>
+        <w:rPr>
+          <w:rFonts w:ascii="Times New Roman" w:hAnsi="Times New Roman"/>
+          <w:sz w:val="28"/>
+          <w:szCs w:val="28"/>
+        </w:rPr>
+        <w:t xml:space="preserve">. </w:t>
       </w:r>
     </w:p>
     <w:p>
@@ -3047,16 +2989,14 @@
       </w:pPr>
       <w:r>
         <w:rPr>
-          <w:rFonts w:ascii="Times New Roman" w:hAnsi="Times New Roman"/>
           <w:noProof/>
-          <w:sz w:val="28"/>
-          <w:szCs w:val="28"/>
+          <w14:ligatures w14:val="standardContextual"/>
         </w:rPr>
         <w:drawing>
-          <wp:inline distT="0" distB="0" distL="0" distR="0" wp14:anchorId="35B7A779" wp14:editId="0ADDA96D">
-            <wp:extent cx="2383605" cy="1947893"/>
+          <wp:inline distT="0" distB="0" distL="0" distR="0" wp14:anchorId="4D1D0C87" wp14:editId="63BF779D">
+            <wp:extent cx="4618494" cy="2253266"/>
             <wp:effectExtent l="0" t="0" r="0" b="0"/>
-            <wp:docPr id="17" name="Рисунок 17"/>
+            <wp:docPr id="4" name="Рисунок 4"/>
             <wp:cNvGraphicFramePr>
               <a:graphicFrameLocks xmlns:a="http://schemas.openxmlformats.org/drawingml/2006/main" noChangeAspect="1"/>
             </wp:cNvGraphicFramePr>
@@ -3076,6 +3016,262 @@
                   <pic:spPr>
                     <a:xfrm>
                       <a:off x="0" y="0"/>
+                      <a:ext cx="4621360" cy="2254664"/>
+                    </a:xfrm>
+                    <a:prstGeom prst="rect">
+                      <a:avLst/>
+                    </a:prstGeom>
+                  </pic:spPr>
+                </pic:pic>
+              </a:graphicData>
+            </a:graphic>
+          </wp:inline>
+        </w:drawing>
+      </w:r>
+    </w:p>
+    <w:p>
+      <w:pPr>
+        <w:jc w:val="both"/>
+        <w:rPr>
+          <w:rFonts w:ascii="Times New Roman" w:hAnsi="Times New Roman"/>
+          <w:sz w:val="28"/>
+          <w:szCs w:val="28"/>
+        </w:rPr>
+      </w:pPr>
+      <w:r>
+        <w:rPr>
+          <w:rFonts w:ascii="Times New Roman" w:hAnsi="Times New Roman"/>
+          <w:sz w:val="28"/>
+          <w:szCs w:val="28"/>
+        </w:rPr>
+        <w:t>В локальный репозиторий добавлен</w:t>
+      </w:r>
+      <w:r>
+        <w:rPr>
+          <w:rFonts w:ascii="Times New Roman" w:hAnsi="Times New Roman"/>
+          <w:sz w:val="28"/>
+          <w:szCs w:val="28"/>
+        </w:rPr>
+        <w:t>ы файлы лабораторной работы №5 по программированию за первый семестр, изменения зафиксированы, синхронизированы с удалённым репозиторием</w:t>
+      </w:r>
+      <w:r>
+        <w:rPr>
+          <w:rFonts w:ascii="Times New Roman" w:hAnsi="Times New Roman"/>
+          <w:sz w:val="28"/>
+          <w:szCs w:val="28"/>
+        </w:rPr>
+        <w:t>.</w:t>
+      </w:r>
+      <w:r>
+        <w:rPr>
+          <w:rFonts w:ascii="Times New Roman" w:hAnsi="Times New Roman"/>
+          <w:sz w:val="28"/>
+          <w:szCs w:val="28"/>
+          <w:lang w:val="en-US"/>
+        </w:rPr>
+        <w:t>s</w:t>
+      </w:r>
+    </w:p>
+    <w:p>
+      <w:pPr>
+        <w:jc w:val="center"/>
+        <w:rPr>
+          <w:rFonts w:ascii="Times New Roman" w:hAnsi="Times New Roman"/>
+          <w:sz w:val="28"/>
+          <w:szCs w:val="28"/>
+        </w:rPr>
+      </w:pPr>
+      <w:r>
+        <w:rPr>
+          <w:noProof/>
+          <w14:ligatures w14:val="standardContextual"/>
+        </w:rPr>
+        <w:drawing>
+          <wp:inline distT="0" distB="0" distL="0" distR="0" wp14:anchorId="38A12561" wp14:editId="690844C2">
+            <wp:extent cx="5432156" cy="2336668"/>
+            <wp:effectExtent l="0" t="0" r="0" b="6985"/>
+            <wp:docPr id="6" name="Рисунок 6"/>
+            <wp:cNvGraphicFramePr>
+              <a:graphicFrameLocks xmlns:a="http://schemas.openxmlformats.org/drawingml/2006/main" noChangeAspect="1"/>
+            </wp:cNvGraphicFramePr>
+            <a:graphic xmlns:a="http://schemas.openxmlformats.org/drawingml/2006/main">
+              <a:graphicData uri="http://schemas.openxmlformats.org/drawingml/2006/picture">
+                <pic:pic xmlns:pic="http://schemas.openxmlformats.org/drawingml/2006/picture">
+                  <pic:nvPicPr>
+                    <pic:cNvPr id="1" name=""/>
+                    <pic:cNvPicPr/>
+                  </pic:nvPicPr>
+                  <pic:blipFill>
+                    <a:blip r:embed="rId13"/>
+                    <a:stretch>
+                      <a:fillRect/>
+                    </a:stretch>
+                  </pic:blipFill>
+                  <pic:spPr>
+                    <a:xfrm>
+                      <a:off x="0" y="0"/>
+                      <a:ext cx="5442203" cy="2340990"/>
+                    </a:xfrm>
+                    <a:prstGeom prst="rect">
+                      <a:avLst/>
+                    </a:prstGeom>
+                  </pic:spPr>
+                </pic:pic>
+              </a:graphicData>
+            </a:graphic>
+          </wp:inline>
+        </w:drawing>
+      </w:r>
+    </w:p>
+    <w:p>
+      <w:pPr>
+        <w:jc w:val="center"/>
+        <w:rPr>
+          <w:rFonts w:ascii="Times New Roman" w:hAnsi="Times New Roman"/>
+          <w:sz w:val="28"/>
+          <w:szCs w:val="28"/>
+        </w:rPr>
+      </w:pPr>
+    </w:p>
+    <w:p>
+      <w:pPr>
+        <w:jc w:val="center"/>
+        <w:rPr>
+          <w:rFonts w:ascii="Times New Roman" w:hAnsi="Times New Roman"/>
+          <w:sz w:val="28"/>
+          <w:szCs w:val="28"/>
+        </w:rPr>
+      </w:pPr>
+    </w:p>
+    <w:p>
+      <w:pPr>
+        <w:pStyle w:val="a7"/>
+        <w:numPr>
+          <w:ilvl w:val="0"/>
+          <w:numId w:val="1"/>
+        </w:numPr>
+        <w:jc w:val="both"/>
+        <w:rPr>
+          <w:rFonts w:ascii="Times New Roman" w:hAnsi="Times New Roman"/>
+          <w:sz w:val="28"/>
+          <w:szCs w:val="28"/>
+        </w:rPr>
+      </w:pPr>
+      <w:r>
+        <w:rPr>
+          <w:rFonts w:ascii="Times New Roman" w:hAnsi="Times New Roman"/>
+          <w:sz w:val="28"/>
+          <w:szCs w:val="28"/>
+        </w:rPr>
+        <w:t>Кло</w:t>
+      </w:r>
+      <w:r>
+        <w:rPr>
+          <w:rFonts w:ascii="Times New Roman" w:hAnsi="Times New Roman"/>
+          <w:sz w:val="28"/>
+          <w:szCs w:val="28"/>
+        </w:rPr>
+        <w:t xml:space="preserve">нировали репозиторий: скопировали ссылку, создали локальную папку для работы с удалённым репозиторием, открыли в ней </w:t>
+      </w:r>
+      <w:r>
+        <w:rPr>
+          <w:rFonts w:ascii="Times New Roman" w:hAnsi="Times New Roman"/>
+          <w:sz w:val="28"/>
+          <w:szCs w:val="28"/>
+          <w:lang w:val="en-US"/>
+        </w:rPr>
+        <w:t>Git</w:t>
+      </w:r>
+      <w:r>
+        <w:rPr>
+          <w:rFonts w:ascii="Times New Roman" w:hAnsi="Times New Roman"/>
+          <w:sz w:val="28"/>
+          <w:szCs w:val="28"/>
+        </w:rPr>
+        <w:t xml:space="preserve"> </w:t>
+      </w:r>
+      <w:r>
+        <w:rPr>
+          <w:rFonts w:ascii="Times New Roman" w:hAnsi="Times New Roman"/>
+          <w:sz w:val="28"/>
+          <w:szCs w:val="28"/>
+        </w:rPr>
+        <w:t xml:space="preserve">консоль и </w:t>
+      </w:r>
+      <w:r>
+        <w:rPr>
+          <w:rFonts w:ascii="Times New Roman" w:hAnsi="Times New Roman"/>
+          <w:sz w:val="28"/>
+          <w:szCs w:val="28"/>
+        </w:rPr>
+        <w:t>пропис</w:t>
+      </w:r>
+      <w:r>
+        <w:rPr>
+          <w:rFonts w:ascii="Times New Roman" w:hAnsi="Times New Roman"/>
+          <w:sz w:val="28"/>
+          <w:szCs w:val="28"/>
+        </w:rPr>
+        <w:t>али</w:t>
+      </w:r>
+      <w:r>
+        <w:rPr>
+          <w:rFonts w:ascii="Times New Roman" w:hAnsi="Times New Roman"/>
+          <w:sz w:val="28"/>
+          <w:szCs w:val="28"/>
+        </w:rPr>
+        <w:t xml:space="preserve"> команду git clone</w:t>
+      </w:r>
+      <w:r>
+        <w:rPr>
+          <w:rFonts w:ascii="Times New Roman" w:hAnsi="Times New Roman"/>
+          <w:sz w:val="28"/>
+          <w:szCs w:val="28"/>
+        </w:rPr>
+        <w:t xml:space="preserve"> со ссылкой на репозиторий.</w:t>
+      </w:r>
+    </w:p>
+    <w:p>
+      <w:pPr>
+        <w:jc w:val="center"/>
+        <w:rPr>
+          <w:rFonts w:ascii="Times New Roman" w:hAnsi="Times New Roman"/>
+          <w:sz w:val="28"/>
+          <w:szCs w:val="28"/>
+          <w:lang w:val="en-US"/>
+        </w:rPr>
+      </w:pPr>
+      <w:r>
+        <w:rPr>
+          <w:rFonts w:ascii="Times New Roman" w:hAnsi="Times New Roman"/>
+          <w:noProof/>
+          <w:sz w:val="28"/>
+          <w:szCs w:val="28"/>
+        </w:rPr>
+        <w:drawing>
+          <wp:inline distT="0" distB="0" distL="0" distR="0" wp14:anchorId="35B7A779" wp14:editId="0ADDA96D">
+            <wp:extent cx="2383605" cy="1947893"/>
+            <wp:effectExtent l="0" t="0" r="0" b="0"/>
+            <wp:docPr id="17" name="Рисунок 17"/>
+            <wp:cNvGraphicFramePr>
+              <a:graphicFrameLocks xmlns:a="http://schemas.openxmlformats.org/drawingml/2006/main" noChangeAspect="1"/>
+            </wp:cNvGraphicFramePr>
+            <a:graphic xmlns:a="http://schemas.openxmlformats.org/drawingml/2006/main">
+              <a:graphicData uri="http://schemas.openxmlformats.org/drawingml/2006/picture">
+                <pic:pic xmlns:pic="http://schemas.openxmlformats.org/drawingml/2006/picture">
+                  <pic:nvPicPr>
+                    <pic:cNvPr id="1" name=""/>
+                    <pic:cNvPicPr/>
+                  </pic:nvPicPr>
+                  <pic:blipFill>
+                    <a:blip r:embed="rId14"/>
+                    <a:stretch>
+                      <a:fillRect/>
+                    </a:stretch>
+                  </pic:blipFill>
+                  <pic:spPr>
+                    <a:xfrm>
+                      <a:off x="0" y="0"/>
                       <a:ext cx="2388447" cy="1951850"/>
                     </a:xfrm>
                     <a:prstGeom prst="rect">
@@ -3112,7 +3308,7 @@
                     <pic:cNvPicPr/>
                   </pic:nvPicPr>
                   <pic:blipFill rotWithShape="1">
-                    <a:blip r:embed="rId13"/>
+                    <a:blip r:embed="rId15"/>
                     <a:srcRect l="3845"/>
                     <a:stretch/>
                   </pic:blipFill>
@@ -3149,6 +3345,7 @@
           <w:szCs w:val="28"/>
         </w:rPr>
       </w:pPr>
+      <w:bookmarkStart w:id="2" w:name="_Hlk229038590"/>
       <w:r>
         <w:rPr>
           <w:rFonts w:ascii="Times New Roman" w:hAnsi="Times New Roman"/>
@@ -3192,6 +3389,7 @@
         <w:t xml:space="preserve">. </w:t>
       </w:r>
     </w:p>
+    <w:bookmarkEnd w:id="2"/>
     <w:p>
       <w:pPr>
         <w:jc w:val="center"/>
@@ -3215,239 +3413,6 @@
             <wp:extent cx="4900038" cy="2308055"/>
             <wp:effectExtent l="0" t="0" r="0" b="0"/>
             <wp:docPr id="19" name="Рисунок 19"/>
-            <wp:cNvGraphicFramePr>
-              <a:graphicFrameLocks xmlns:a="http://schemas.openxmlformats.org/drawingml/2006/main" noChangeAspect="1"/>
-            </wp:cNvGraphicFramePr>
-            <a:graphic xmlns:a="http://schemas.openxmlformats.org/drawingml/2006/main">
-              <a:graphicData uri="http://schemas.openxmlformats.org/drawingml/2006/picture">
-                <pic:pic xmlns:pic="http://schemas.openxmlformats.org/drawingml/2006/picture">
-                  <pic:nvPicPr>
-                    <pic:cNvPr id="1" name=""/>
-                    <pic:cNvPicPr/>
-                  </pic:nvPicPr>
-                  <pic:blipFill>
-                    <a:blip r:embed="rId14"/>
-                    <a:stretch>
-                      <a:fillRect/>
-                    </a:stretch>
-                  </pic:blipFill>
-                  <pic:spPr>
-                    <a:xfrm>
-                      <a:off x="0" y="0"/>
-                      <a:ext cx="4903342" cy="2309611"/>
-                    </a:xfrm>
-                    <a:prstGeom prst="rect">
-                      <a:avLst/>
-                    </a:prstGeom>
-                  </pic:spPr>
-                </pic:pic>
-              </a:graphicData>
-            </a:graphic>
-          </wp:inline>
-        </w:drawing>
-      </w:r>
-    </w:p>
-    <w:p>
-      <w:pPr>
-        <w:jc w:val="both"/>
-        <w:rPr>
-          <w:rFonts w:ascii="Times New Roman" w:hAnsi="Times New Roman"/>
-          <w:sz w:val="28"/>
-          <w:szCs w:val="28"/>
-        </w:rPr>
-      </w:pPr>
-      <w:r>
-        <w:rPr>
-          <w:rFonts w:ascii="Times New Roman" w:hAnsi="Times New Roman"/>
-          <w:sz w:val="28"/>
-          <w:szCs w:val="28"/>
-        </w:rPr>
-        <w:t>В клонированной папке TestRepo созда</w:t>
-      </w:r>
-      <w:r>
-        <w:rPr>
-          <w:rFonts w:ascii="Times New Roman" w:hAnsi="Times New Roman"/>
-          <w:sz w:val="28"/>
-          <w:szCs w:val="28"/>
-        </w:rPr>
-        <w:t>ли</w:t>
-      </w:r>
-      <w:r>
-        <w:rPr>
-          <w:rFonts w:ascii="Times New Roman" w:hAnsi="Times New Roman"/>
-          <w:sz w:val="28"/>
-          <w:szCs w:val="28"/>
-        </w:rPr>
-        <w:t xml:space="preserve"> локально файл Task1.txt, н</w:t>
-      </w:r>
-      <w:r>
-        <w:rPr>
-          <w:rFonts w:ascii="Times New Roman" w:hAnsi="Times New Roman"/>
-          <w:sz w:val="28"/>
-          <w:szCs w:val="28"/>
-        </w:rPr>
-        <w:t>аписали</w:t>
-      </w:r>
-      <w:r>
-        <w:rPr>
-          <w:rFonts w:ascii="Times New Roman" w:hAnsi="Times New Roman"/>
-          <w:sz w:val="28"/>
-          <w:szCs w:val="28"/>
-        </w:rPr>
-        <w:t xml:space="preserve"> в нем текст «Task1!!!», зак</w:t>
-      </w:r>
-      <w:r>
-        <w:rPr>
-          <w:rFonts w:ascii="Times New Roman" w:hAnsi="Times New Roman"/>
-          <w:sz w:val="28"/>
-          <w:szCs w:val="28"/>
-        </w:rPr>
-        <w:t>рыли</w:t>
-      </w:r>
-      <w:r>
-        <w:rPr>
-          <w:rFonts w:ascii="Times New Roman" w:hAnsi="Times New Roman"/>
-          <w:sz w:val="28"/>
-          <w:szCs w:val="28"/>
-        </w:rPr>
-        <w:t xml:space="preserve"> его, сохранив изменения.</w:t>
-      </w:r>
-    </w:p>
-    <w:p>
-      <w:pPr>
-        <w:jc w:val="center"/>
-        <w:rPr>
-          <w:rFonts w:ascii="Times New Roman" w:hAnsi="Times New Roman"/>
-          <w:sz w:val="28"/>
-          <w:szCs w:val="28"/>
-          <w:lang w:val="en-US"/>
-        </w:rPr>
-      </w:pPr>
-      <w:r>
-        <w:rPr>
-          <w:rFonts w:ascii="Times New Roman" w:hAnsi="Times New Roman"/>
-          <w:noProof/>
-          <w:sz w:val="28"/>
-          <w:szCs w:val="28"/>
-          <w:lang w:val="en-US"/>
-        </w:rPr>
-        <w:lastRenderedPageBreak/>
-        <w:drawing>
-          <wp:inline distT="0" distB="0" distL="0" distR="0" wp14:anchorId="5BD452D7" wp14:editId="71C2CEE2">
-            <wp:extent cx="3240185" cy="1582220"/>
-            <wp:effectExtent l="0" t="0" r="0" b="0"/>
-            <wp:docPr id="20" name="Рисунок 20"/>
-            <wp:cNvGraphicFramePr>
-              <a:graphicFrameLocks xmlns:a="http://schemas.openxmlformats.org/drawingml/2006/main" noChangeAspect="1"/>
-            </wp:cNvGraphicFramePr>
-            <a:graphic xmlns:a="http://schemas.openxmlformats.org/drawingml/2006/main">
-              <a:graphicData uri="http://schemas.openxmlformats.org/drawingml/2006/picture">
-                <pic:pic xmlns:pic="http://schemas.openxmlformats.org/drawingml/2006/picture">
-                  <pic:nvPicPr>
-                    <pic:cNvPr id="1" name=""/>
-                    <pic:cNvPicPr/>
-                  </pic:nvPicPr>
-                  <pic:blipFill>
-                    <a:blip r:embed="rId15"/>
-                    <a:stretch>
-                      <a:fillRect/>
-                    </a:stretch>
-                  </pic:blipFill>
-                  <pic:spPr>
-                    <a:xfrm>
-                      <a:off x="0" y="0"/>
-                      <a:ext cx="3243964" cy="1584066"/>
-                    </a:xfrm>
-                    <a:prstGeom prst="rect">
-                      <a:avLst/>
-                    </a:prstGeom>
-                  </pic:spPr>
-                </pic:pic>
-              </a:graphicData>
-            </a:graphic>
-          </wp:inline>
-        </w:drawing>
-      </w:r>
-    </w:p>
-    <w:p>
-      <w:pPr>
-        <w:jc w:val="both"/>
-        <w:rPr>
-          <w:rFonts w:ascii="Times New Roman" w:hAnsi="Times New Roman"/>
-          <w:sz w:val="28"/>
-          <w:szCs w:val="28"/>
-        </w:rPr>
-      </w:pPr>
-      <w:r>
-        <w:rPr>
-          <w:rFonts w:ascii="Times New Roman" w:hAnsi="Times New Roman"/>
-          <w:sz w:val="28"/>
-          <w:szCs w:val="28"/>
-        </w:rPr>
-        <w:t>Зафиксировали изменения и синхронизировали локальный репозиторий с оригинальным</w:t>
-      </w:r>
-      <w:r>
-        <w:rPr>
-          <w:rFonts w:ascii="Times New Roman" w:hAnsi="Times New Roman"/>
-          <w:sz w:val="28"/>
-          <w:szCs w:val="28"/>
-        </w:rPr>
-        <w:t xml:space="preserve"> (</w:t>
-      </w:r>
-      <w:r>
-        <w:rPr>
-          <w:rFonts w:ascii="Times New Roman" w:hAnsi="Times New Roman"/>
-          <w:sz w:val="28"/>
-          <w:szCs w:val="28"/>
-        </w:rPr>
-        <w:t>git push</w:t>
-      </w:r>
-      <w:r>
-        <w:rPr>
-          <w:rFonts w:ascii="Times New Roman" w:hAnsi="Times New Roman"/>
-          <w:sz w:val="28"/>
-          <w:szCs w:val="28"/>
-        </w:rPr>
-        <w:t xml:space="preserve"> </w:t>
-      </w:r>
-      <w:r>
-        <w:rPr>
-          <w:rFonts w:ascii="Times New Roman" w:hAnsi="Times New Roman"/>
-          <w:sz w:val="28"/>
-          <w:szCs w:val="28"/>
-        </w:rPr>
-        <w:t>берет имеющиеся локальные изменения и отправляет их в удалённый репозиторий</w:t>
-      </w:r>
-      <w:r>
-        <w:rPr>
-          <w:rFonts w:ascii="Times New Roman" w:hAnsi="Times New Roman"/>
-          <w:sz w:val="28"/>
-          <w:szCs w:val="28"/>
-        </w:rPr>
-        <w:t xml:space="preserve">). </w:t>
-      </w:r>
-    </w:p>
-    <w:p>
-      <w:pPr>
-        <w:jc w:val="center"/>
-        <w:rPr>
-          <w:rFonts w:ascii="Times New Roman" w:hAnsi="Times New Roman"/>
-          <w:sz w:val="28"/>
-          <w:szCs w:val="28"/>
-        </w:rPr>
-      </w:pPr>
-      <w:r>
-        <w:rPr>
-          <w:rFonts w:ascii="Times New Roman" w:hAnsi="Times New Roman"/>
-          <w:noProof/>
-          <w:sz w:val="28"/>
-          <w:szCs w:val="28"/>
-        </w:rPr>
-        <w:drawing>
-          <wp:inline distT="0" distB="0" distL="0" distR="0" wp14:anchorId="433C72A4" wp14:editId="2C1EE089">
-            <wp:extent cx="4767209" cy="2517515"/>
-            <wp:effectExtent l="0" t="0" r="0" b="0"/>
-            <wp:docPr id="21" name="Рисунок 21"/>
             <wp:cNvGraphicFramePr>
               <a:graphicFrameLocks xmlns:a="http://schemas.openxmlformats.org/drawingml/2006/main" noChangeAspect="1"/>
             </wp:cNvGraphicFramePr>
@@ -3467,7 +3432,7 @@
                   <pic:spPr>
                     <a:xfrm>
                       <a:off x="0" y="0"/>
-                      <a:ext cx="4771595" cy="2519831"/>
+                      <a:ext cx="4903342" cy="2309611"/>
                     </a:xfrm>
                     <a:prstGeom prst="rect">
                       <a:avLst/>
@@ -3495,7 +3460,55 @@
           <w:sz w:val="28"/>
           <w:szCs w:val="28"/>
         </w:rPr>
-        <w:t>Убедились, что файл добавился.</w:t>
+        <w:t>В клонированной папке TestRepo созда</w:t>
+      </w:r>
+      <w:r>
+        <w:rPr>
+          <w:rFonts w:ascii="Times New Roman" w:hAnsi="Times New Roman"/>
+          <w:sz w:val="28"/>
+          <w:szCs w:val="28"/>
+        </w:rPr>
+        <w:t>ли</w:t>
+      </w:r>
+      <w:r>
+        <w:rPr>
+          <w:rFonts w:ascii="Times New Roman" w:hAnsi="Times New Roman"/>
+          <w:sz w:val="28"/>
+          <w:szCs w:val="28"/>
+        </w:rPr>
+        <w:t xml:space="preserve"> локально файл Task1.txt, н</w:t>
+      </w:r>
+      <w:r>
+        <w:rPr>
+          <w:rFonts w:ascii="Times New Roman" w:hAnsi="Times New Roman"/>
+          <w:sz w:val="28"/>
+          <w:szCs w:val="28"/>
+        </w:rPr>
+        <w:t>аписали</w:t>
+      </w:r>
+      <w:r>
+        <w:rPr>
+          <w:rFonts w:ascii="Times New Roman" w:hAnsi="Times New Roman"/>
+          <w:sz w:val="28"/>
+          <w:szCs w:val="28"/>
+        </w:rPr>
+        <w:t xml:space="preserve"> в нем текст «Task1!!!», зак</w:t>
+      </w:r>
+      <w:r>
+        <w:rPr>
+          <w:rFonts w:ascii="Times New Roman" w:hAnsi="Times New Roman"/>
+          <w:sz w:val="28"/>
+          <w:szCs w:val="28"/>
+        </w:rPr>
+        <w:t>рыли</w:t>
+      </w:r>
+      <w:r>
+        <w:rPr>
+          <w:rFonts w:ascii="Times New Roman" w:hAnsi="Times New Roman"/>
+          <w:sz w:val="28"/>
+          <w:szCs w:val="28"/>
+        </w:rPr>
+        <w:t xml:space="preserve"> его, сохранив изменения.</w:t>
       </w:r>
     </w:p>
     <w:p>
@@ -3505,6 +3518,7 @@
           <w:rFonts w:ascii="Times New Roman" w:hAnsi="Times New Roman"/>
           <w:sz w:val="28"/>
           <w:szCs w:val="28"/>
+          <w:lang w:val="en-US"/>
         </w:rPr>
       </w:pPr>
       <w:r>
@@ -3513,12 +3527,13 @@
           <w:noProof/>
           <w:sz w:val="28"/>
           <w:szCs w:val="28"/>
+          <w:lang w:val="en-US"/>
         </w:rPr>
         <w:drawing>
-          <wp:inline distT="0" distB="0" distL="0" distR="0" wp14:anchorId="72D62A41" wp14:editId="0D9AFE00">
-            <wp:extent cx="5351915" cy="810896"/>
-            <wp:effectExtent l="0" t="0" r="1270" b="8255"/>
-            <wp:docPr id="22" name="Рисунок 22"/>
+          <wp:inline distT="0" distB="0" distL="0" distR="0" wp14:anchorId="5BD452D7" wp14:editId="71C2CEE2">
+            <wp:extent cx="3240185" cy="1582220"/>
+            <wp:effectExtent l="0" t="0" r="0" b="0"/>
+            <wp:docPr id="20" name="Рисунок 20"/>
             <wp:cNvGraphicFramePr>
               <a:graphicFrameLocks xmlns:a="http://schemas.openxmlformats.org/drawingml/2006/main" noChangeAspect="1"/>
             </wp:cNvGraphicFramePr>
@@ -3538,7 +3553,7 @@
                   <pic:spPr>
                     <a:xfrm>
                       <a:off x="0" y="0"/>
-                      <a:ext cx="5361921" cy="812412"/>
+                      <a:ext cx="3243964" cy="1584066"/>
                     </a:xfrm>
                     <a:prstGeom prst="rect">
                       <a:avLst/>
@@ -3553,11 +3568,6 @@
     </w:p>
     <w:p>
       <w:pPr>
-        <w:pStyle w:val="a7"/>
-        <w:numPr>
-          <w:ilvl w:val="0"/>
-          <w:numId w:val="1"/>
-        </w:numPr>
         <w:jc w:val="both"/>
         <w:rPr>
           <w:rFonts w:ascii="Times New Roman" w:hAnsi="Times New Roman"/>
@@ -3571,23 +3581,23 @@
           <w:sz w:val="28"/>
           <w:szCs w:val="28"/>
         </w:rPr>
-        <w:t>Создали токен</w:t>
-      </w:r>
-      <w:r>
-        <w:rPr>
-          <w:rFonts w:ascii="Times New Roman" w:hAnsi="Times New Roman"/>
-          <w:sz w:val="28"/>
-          <w:szCs w:val="28"/>
-        </w:rPr>
-        <w:t xml:space="preserve"> (п</w:t>
-      </w:r>
-      <w:r>
-        <w:rPr>
-          <w:rFonts w:ascii="Times New Roman" w:hAnsi="Times New Roman"/>
-          <w:sz w:val="28"/>
-          <w:szCs w:val="28"/>
-        </w:rPr>
-        <w:t>олученный токен</w:t>
+        <w:t>Зафиксировали изменения и синхронизировали локальный репозиторий с оригинальным</w:t>
+      </w:r>
+      <w:r>
+        <w:rPr>
+          <w:rFonts w:ascii="Times New Roman" w:hAnsi="Times New Roman"/>
+          <w:sz w:val="28"/>
+          <w:szCs w:val="28"/>
+        </w:rPr>
+        <w:t xml:space="preserve"> (</w:t>
+      </w:r>
+      <w:r>
+        <w:rPr>
+          <w:rFonts w:ascii="Times New Roman" w:hAnsi="Times New Roman"/>
+          <w:sz w:val="28"/>
+          <w:szCs w:val="28"/>
+        </w:rPr>
+        <w:t>git push</w:t>
       </w:r>
       <w:r>
         <w:rPr>
@@ -3603,31 +3613,15 @@
           <w:sz w:val="28"/>
           <w:szCs w:val="28"/>
         </w:rPr>
-        <w:t>будет использовать</w:t>
-      </w:r>
-      <w:r>
-        <w:rPr>
-          <w:rFonts w:ascii="Times New Roman" w:hAnsi="Times New Roman"/>
-          <w:sz w:val="28"/>
-          <w:szCs w:val="28"/>
-        </w:rPr>
-        <w:t>ся</w:t>
-      </w:r>
-      <w:r>
-        <w:rPr>
-          <w:rFonts w:ascii="Times New Roman" w:hAnsi="Times New Roman"/>
-          <w:sz w:val="28"/>
-          <w:szCs w:val="28"/>
-        </w:rPr>
-        <w:t xml:space="preserve"> в командной строке вместо пароля при выполнении операций Git через HTTPS</w:t>
-      </w:r>
-      <w:r>
-        <w:rPr>
-          <w:rFonts w:ascii="Times New Roman" w:hAnsi="Times New Roman"/>
-          <w:sz w:val="28"/>
-          <w:szCs w:val="28"/>
-        </w:rPr>
-        <w:t>)</w:t>
+        <w:t>берет имеющиеся локальные изменения и отправляет их в удалённый репозиторий</w:t>
+      </w:r>
+      <w:r>
+        <w:rPr>
+          <w:rFonts w:ascii="Times New Roman" w:hAnsi="Times New Roman"/>
+          <w:sz w:val="28"/>
+          <w:szCs w:val="28"/>
+        </w:rPr>
+        <w:t xml:space="preserve">). </w:t>
       </w:r>
     </w:p>
     <w:p>
@@ -3637,7 +3631,6 @@
           <w:rFonts w:ascii="Times New Roman" w:hAnsi="Times New Roman"/>
           <w:sz w:val="28"/>
           <w:szCs w:val="28"/>
-          <w:lang w:val="en-US"/>
         </w:rPr>
       </w:pPr>
       <w:r>
@@ -3646,14 +3639,13 @@
           <w:noProof/>
           <w:sz w:val="28"/>
           <w:szCs w:val="28"/>
-          <w:lang w:val="en-US"/>
         </w:rPr>
         <w:lastRenderedPageBreak/>
         <w:drawing>
-          <wp:inline distT="0" distB="0" distL="0" distR="0" wp14:anchorId="0F61AB67" wp14:editId="1FB4FCE7">
-            <wp:extent cx="5568593" cy="2977436"/>
+          <wp:inline distT="0" distB="0" distL="0" distR="0" wp14:anchorId="433C72A4" wp14:editId="2C1EE089">
+            <wp:extent cx="4767209" cy="2517515"/>
             <wp:effectExtent l="0" t="0" r="0" b="0"/>
-            <wp:docPr id="24" name="Рисунок 24"/>
+            <wp:docPr id="21" name="Рисунок 21"/>
             <wp:cNvGraphicFramePr>
               <a:graphicFrameLocks xmlns:a="http://schemas.openxmlformats.org/drawingml/2006/main" noChangeAspect="1"/>
             </wp:cNvGraphicFramePr>
@@ -3673,7 +3665,7 @@
                   <pic:spPr>
                     <a:xfrm>
                       <a:off x="0" y="0"/>
-                      <a:ext cx="5571631" cy="2979060"/>
+                      <a:ext cx="4771595" cy="2519831"/>
                     </a:xfrm>
                     <a:prstGeom prst="rect">
                       <a:avLst/>
@@ -3688,6 +3680,24 @@
     </w:p>
     <w:p>
       <w:pPr>
+        <w:jc w:val="both"/>
+        <w:rPr>
+          <w:rFonts w:ascii="Times New Roman" w:hAnsi="Times New Roman"/>
+          <w:sz w:val="28"/>
+          <w:szCs w:val="28"/>
+        </w:rPr>
+      </w:pPr>
+      <w:r>
+        <w:rPr>
+          <w:rFonts w:ascii="Times New Roman" w:hAnsi="Times New Roman"/>
+          <w:sz w:val="28"/>
+          <w:szCs w:val="28"/>
+        </w:rPr>
+        <w:t>Убедились, что файл добавился.</w:t>
+      </w:r>
+    </w:p>
+    <w:p>
+      <w:pPr>
         <w:jc w:val="center"/>
         <w:rPr>
           <w:rFonts w:ascii="Times New Roman" w:hAnsi="Times New Roman"/>
@@ -3703,10 +3713,10 @@
           <w:szCs w:val="28"/>
         </w:rPr>
         <w:drawing>
-          <wp:inline distT="0" distB="0" distL="0" distR="0" wp14:anchorId="3A820A5F" wp14:editId="6C4D4F54">
-            <wp:extent cx="5753528" cy="1089025"/>
-            <wp:effectExtent l="0" t="0" r="0" b="0"/>
-            <wp:docPr id="25" name="Рисунок 25"/>
+          <wp:inline distT="0" distB="0" distL="0" distR="0" wp14:anchorId="72D62A41" wp14:editId="0D9AFE00">
+            <wp:extent cx="5351915" cy="810896"/>
+            <wp:effectExtent l="0" t="0" r="1270" b="8255"/>
+            <wp:docPr id="22" name="Рисунок 22"/>
             <wp:cNvGraphicFramePr>
               <a:graphicFrameLocks xmlns:a="http://schemas.openxmlformats.org/drawingml/2006/main" noChangeAspect="1"/>
             </wp:cNvGraphicFramePr>
@@ -3726,6 +3736,193 @@
                   <pic:spPr>
                     <a:xfrm>
                       <a:off x="0" y="0"/>
+                      <a:ext cx="5361921" cy="812412"/>
+                    </a:xfrm>
+                    <a:prstGeom prst="rect">
+                      <a:avLst/>
+                    </a:prstGeom>
+                  </pic:spPr>
+                </pic:pic>
+              </a:graphicData>
+            </a:graphic>
+          </wp:inline>
+        </w:drawing>
+      </w:r>
+    </w:p>
+    <w:p>
+      <w:pPr>
+        <w:pStyle w:val="a7"/>
+        <w:numPr>
+          <w:ilvl w:val="0"/>
+          <w:numId w:val="1"/>
+        </w:numPr>
+        <w:jc w:val="both"/>
+        <w:rPr>
+          <w:rFonts w:ascii="Times New Roman" w:hAnsi="Times New Roman"/>
+          <w:sz w:val="28"/>
+          <w:szCs w:val="28"/>
+        </w:rPr>
+      </w:pPr>
+      <w:r>
+        <w:rPr>
+          <w:rFonts w:ascii="Times New Roman" w:hAnsi="Times New Roman"/>
+          <w:sz w:val="28"/>
+          <w:szCs w:val="28"/>
+        </w:rPr>
+        <w:t>Создали токен</w:t>
+      </w:r>
+      <w:r>
+        <w:rPr>
+          <w:rFonts w:ascii="Times New Roman" w:hAnsi="Times New Roman"/>
+          <w:sz w:val="28"/>
+          <w:szCs w:val="28"/>
+        </w:rPr>
+        <w:t xml:space="preserve"> (п</w:t>
+      </w:r>
+      <w:r>
+        <w:rPr>
+          <w:rFonts w:ascii="Times New Roman" w:hAnsi="Times New Roman"/>
+          <w:sz w:val="28"/>
+          <w:szCs w:val="28"/>
+        </w:rPr>
+        <w:t>олученный токен</w:t>
+      </w:r>
+      <w:r>
+        <w:rPr>
+          <w:rFonts w:ascii="Times New Roman" w:hAnsi="Times New Roman"/>
+          <w:sz w:val="28"/>
+          <w:szCs w:val="28"/>
+        </w:rPr>
+        <w:t xml:space="preserve"> </w:t>
+      </w:r>
+      <w:r>
+        <w:rPr>
+          <w:rFonts w:ascii="Times New Roman" w:hAnsi="Times New Roman"/>
+          <w:sz w:val="28"/>
+          <w:szCs w:val="28"/>
+        </w:rPr>
+        <w:t>будет использовать</w:t>
+      </w:r>
+      <w:r>
+        <w:rPr>
+          <w:rFonts w:ascii="Times New Roman" w:hAnsi="Times New Roman"/>
+          <w:sz w:val="28"/>
+          <w:szCs w:val="28"/>
+        </w:rPr>
+        <w:t>ся</w:t>
+      </w:r>
+      <w:r>
+        <w:rPr>
+          <w:rFonts w:ascii="Times New Roman" w:hAnsi="Times New Roman"/>
+          <w:sz w:val="28"/>
+          <w:szCs w:val="28"/>
+        </w:rPr>
+        <w:t xml:space="preserve"> в командной строке вместо пароля при выполнении операций Git через HTTPS</w:t>
+      </w:r>
+      <w:r>
+        <w:rPr>
+          <w:rFonts w:ascii="Times New Roman" w:hAnsi="Times New Roman"/>
+          <w:sz w:val="28"/>
+          <w:szCs w:val="28"/>
+        </w:rPr>
+        <w:t>)</w:t>
+      </w:r>
+    </w:p>
+    <w:p>
+      <w:pPr>
+        <w:jc w:val="center"/>
+        <w:rPr>
+          <w:rFonts w:ascii="Times New Roman" w:hAnsi="Times New Roman"/>
+          <w:sz w:val="28"/>
+          <w:szCs w:val="28"/>
+          <w:lang w:val="en-US"/>
+        </w:rPr>
+      </w:pPr>
+      <w:r>
+        <w:rPr>
+          <w:rFonts w:ascii="Times New Roman" w:hAnsi="Times New Roman"/>
+          <w:noProof/>
+          <w:sz w:val="28"/>
+          <w:szCs w:val="28"/>
+          <w:lang w:val="en-US"/>
+        </w:rPr>
+        <w:drawing>
+          <wp:inline distT="0" distB="0" distL="0" distR="0" wp14:anchorId="0F61AB67" wp14:editId="1FB4FCE7">
+            <wp:extent cx="5568593" cy="2977436"/>
+            <wp:effectExtent l="0" t="0" r="0" b="0"/>
+            <wp:docPr id="24" name="Рисунок 24"/>
+            <wp:cNvGraphicFramePr>
+              <a:graphicFrameLocks xmlns:a="http://schemas.openxmlformats.org/drawingml/2006/main" noChangeAspect="1"/>
+            </wp:cNvGraphicFramePr>
+            <a:graphic xmlns:a="http://schemas.openxmlformats.org/drawingml/2006/main">
+              <a:graphicData uri="http://schemas.openxmlformats.org/drawingml/2006/picture">
+                <pic:pic xmlns:pic="http://schemas.openxmlformats.org/drawingml/2006/picture">
+                  <pic:nvPicPr>
+                    <pic:cNvPr id="1" name=""/>
+                    <pic:cNvPicPr/>
+                  </pic:nvPicPr>
+                  <pic:blipFill>
+                    <a:blip r:embed="rId20"/>
+                    <a:stretch>
+                      <a:fillRect/>
+                    </a:stretch>
+                  </pic:blipFill>
+                  <pic:spPr>
+                    <a:xfrm>
+                      <a:off x="0" y="0"/>
+                      <a:ext cx="5571631" cy="2979060"/>
+                    </a:xfrm>
+                    <a:prstGeom prst="rect">
+                      <a:avLst/>
+                    </a:prstGeom>
+                  </pic:spPr>
+                </pic:pic>
+              </a:graphicData>
+            </a:graphic>
+          </wp:inline>
+        </w:drawing>
+      </w:r>
+    </w:p>
+    <w:p>
+      <w:pPr>
+        <w:jc w:val="center"/>
+        <w:rPr>
+          <w:rFonts w:ascii="Times New Roman" w:hAnsi="Times New Roman"/>
+          <w:sz w:val="28"/>
+          <w:szCs w:val="28"/>
+        </w:rPr>
+      </w:pPr>
+      <w:r>
+        <w:rPr>
+          <w:rFonts w:ascii="Times New Roman" w:hAnsi="Times New Roman"/>
+          <w:noProof/>
+          <w:sz w:val="28"/>
+          <w:szCs w:val="28"/>
+        </w:rPr>
+        <w:drawing>
+          <wp:inline distT="0" distB="0" distL="0" distR="0" wp14:anchorId="3A820A5F" wp14:editId="6C4D4F54">
+            <wp:extent cx="5753528" cy="1089025"/>
+            <wp:effectExtent l="0" t="0" r="0" b="0"/>
+            <wp:docPr id="25" name="Рисунок 25"/>
+            <wp:cNvGraphicFramePr>
+              <a:graphicFrameLocks xmlns:a="http://schemas.openxmlformats.org/drawingml/2006/main" noChangeAspect="1"/>
+            </wp:cNvGraphicFramePr>
+            <a:graphic xmlns:a="http://schemas.openxmlformats.org/drawingml/2006/main">
+              <a:graphicData uri="http://schemas.openxmlformats.org/drawingml/2006/picture">
+                <pic:pic xmlns:pic="http://schemas.openxmlformats.org/drawingml/2006/picture">
+                  <pic:nvPicPr>
+                    <pic:cNvPr id="1" name=""/>
+                    <pic:cNvPicPr/>
+                  </pic:nvPicPr>
+                  <pic:blipFill>
+                    <a:blip r:embed="rId21"/>
+                    <a:stretch>
+                      <a:fillRect/>
+                    </a:stretch>
+                  </pic:blipFill>
+                  <pic:spPr>
+                    <a:xfrm>
+                      <a:off x="0" y="0"/>
                       <a:ext cx="5761911" cy="1090612"/>
                     </a:xfrm>
                     <a:prstGeom prst="rect">
@@ -3812,6 +4009,7 @@
           <w:szCs w:val="28"/>
           <w:lang w:val="en-US"/>
         </w:rPr>
+        <w:lastRenderedPageBreak/>
         <w:drawing>
           <wp:inline distT="0" distB="0" distL="0" distR="0" wp14:anchorId="1EBF1865" wp14:editId="796CCC38">
             <wp:extent cx="3298004" cy="1787525"/>
@@ -3828,7 +4026,7 @@
                     <pic:cNvPicPr/>
                   </pic:nvPicPr>
                   <pic:blipFill>
-                    <a:blip r:embed="rId20">
+                    <a:blip r:embed="rId22">
                       <a:extLst>
                         <a:ext uri="{28A0092B-C50C-407E-A947-70E740481C1C}">
                           <a14:useLocalDpi xmlns:a14="http://schemas.microsoft.com/office/drawing/2010/main" val="0"/>
@@ -3967,354 +4165,11 @@
           <w:noProof/>
           <w14:ligatures w14:val="standardContextual"/>
         </w:rPr>
-        <w:lastRenderedPageBreak/>
         <w:drawing>
           <wp:inline distT="0" distB="0" distL="0" distR="0" wp14:anchorId="4549722B" wp14:editId="37DB2E7C">
             <wp:extent cx="4435400" cy="3359650"/>
             <wp:effectExtent l="0" t="0" r="3810" b="0"/>
             <wp:docPr id="29" name="Рисунок 29"/>
-            <wp:cNvGraphicFramePr>
-              <a:graphicFrameLocks xmlns:a="http://schemas.openxmlformats.org/drawingml/2006/main" noChangeAspect="1"/>
-            </wp:cNvGraphicFramePr>
-            <a:graphic xmlns:a="http://schemas.openxmlformats.org/drawingml/2006/main">
-              <a:graphicData uri="http://schemas.openxmlformats.org/drawingml/2006/picture">
-                <pic:pic xmlns:pic="http://schemas.openxmlformats.org/drawingml/2006/picture">
-                  <pic:nvPicPr>
-                    <pic:cNvPr id="1" name=""/>
-                    <pic:cNvPicPr/>
-                  </pic:nvPicPr>
-                  <pic:blipFill>
-                    <a:blip r:embed="rId21"/>
-                    <a:stretch>
-                      <a:fillRect/>
-                    </a:stretch>
-                  </pic:blipFill>
-                  <pic:spPr>
-                    <a:xfrm>
-                      <a:off x="0" y="0"/>
-                      <a:ext cx="4437402" cy="3361166"/>
-                    </a:xfrm>
-                    <a:prstGeom prst="rect">
-                      <a:avLst/>
-                    </a:prstGeom>
-                  </pic:spPr>
-                </pic:pic>
-              </a:graphicData>
-            </a:graphic>
-          </wp:inline>
-        </w:drawing>
-      </w:r>
-    </w:p>
-    <w:p>
-      <w:pPr>
-        <w:jc w:val="both"/>
-        <w:rPr>
-          <w:rFonts w:ascii="Times New Roman" w:hAnsi="Times New Roman"/>
-          <w:sz w:val="28"/>
-          <w:szCs w:val="28"/>
-        </w:rPr>
-      </w:pPr>
-      <w:r>
-        <w:rPr>
-          <w:rFonts w:ascii="Times New Roman" w:hAnsi="Times New Roman"/>
-          <w:sz w:val="28"/>
-          <w:szCs w:val="28"/>
-        </w:rPr>
-        <w:t xml:space="preserve">Проверили репозиторий </w:t>
-      </w:r>
-      <w:r>
-        <w:rPr>
-          <w:rFonts w:ascii="Times New Roman" w:hAnsi="Times New Roman"/>
-          <w:sz w:val="28"/>
-          <w:szCs w:val="28"/>
-          <w:lang w:val="en-US"/>
-        </w:rPr>
-        <w:t>GitHub</w:t>
-      </w:r>
-      <w:r>
-        <w:rPr>
-          <w:rFonts w:ascii="Times New Roman" w:hAnsi="Times New Roman"/>
-          <w:sz w:val="28"/>
-          <w:szCs w:val="28"/>
-        </w:rPr>
-        <w:t>, файл ignoreme.txt</w:t>
-      </w:r>
-      <w:r>
-        <w:rPr>
-          <w:rFonts w:ascii="Times New Roman" w:hAnsi="Times New Roman"/>
-          <w:sz w:val="28"/>
-          <w:szCs w:val="28"/>
-        </w:rPr>
-        <w:t xml:space="preserve"> игнорируется.</w:t>
-      </w:r>
-    </w:p>
-    <w:p>
-      <w:pPr>
-        <w:jc w:val="center"/>
-        <w:rPr>
-          <w:rFonts w:ascii="Times New Roman" w:hAnsi="Times New Roman"/>
-          <w:sz w:val="28"/>
-          <w:szCs w:val="28"/>
-          <w:lang w:val="en-US"/>
-        </w:rPr>
-      </w:pPr>
-      <w:r>
-        <w:rPr>
-          <w:rFonts w:ascii="Times New Roman" w:hAnsi="Times New Roman"/>
-          <w:noProof/>
-          <w:sz w:val="28"/>
-          <w:szCs w:val="28"/>
-          <w:lang w:val="en-US"/>
-        </w:rPr>
-        <w:drawing>
-          <wp:inline distT="0" distB="0" distL="0" distR="0" wp14:anchorId="06BF9666" wp14:editId="7EF989D0">
-            <wp:extent cx="4382112" cy="1943371"/>
-            <wp:effectExtent l="0" t="0" r="0" b="0"/>
-            <wp:docPr id="30" name="Рисунок 30"/>
-            <wp:cNvGraphicFramePr>
-              <a:graphicFrameLocks xmlns:a="http://schemas.openxmlformats.org/drawingml/2006/main" noChangeAspect="1"/>
-            </wp:cNvGraphicFramePr>
-            <a:graphic xmlns:a="http://schemas.openxmlformats.org/drawingml/2006/main">
-              <a:graphicData uri="http://schemas.openxmlformats.org/drawingml/2006/picture">
-                <pic:pic xmlns:pic="http://schemas.openxmlformats.org/drawingml/2006/picture">
-                  <pic:nvPicPr>
-                    <pic:cNvPr id="1" name=""/>
-                    <pic:cNvPicPr/>
-                  </pic:nvPicPr>
-                  <pic:blipFill>
-                    <a:blip r:embed="rId22"/>
-                    <a:stretch>
-                      <a:fillRect/>
-                    </a:stretch>
-                  </pic:blipFill>
-                  <pic:spPr>
-                    <a:xfrm>
-                      <a:off x="0" y="0"/>
-                      <a:ext cx="4382112" cy="1943371"/>
-                    </a:xfrm>
-                    <a:prstGeom prst="rect">
-                      <a:avLst/>
-                    </a:prstGeom>
-                  </pic:spPr>
-                </pic:pic>
-              </a:graphicData>
-            </a:graphic>
-          </wp:inline>
-        </w:drawing>
-      </w:r>
-    </w:p>
-    <w:p>
-      <w:pPr>
-        <w:pStyle w:val="a7"/>
-        <w:numPr>
-          <w:ilvl w:val="0"/>
-          <w:numId w:val="1"/>
-        </w:numPr>
-        <w:jc w:val="both"/>
-        <w:rPr>
-          <w:rFonts w:ascii="Times New Roman" w:hAnsi="Times New Roman"/>
-          <w:sz w:val="28"/>
-          <w:szCs w:val="28"/>
-        </w:rPr>
-      </w:pPr>
-      <w:r>
-        <w:rPr>
-          <w:rFonts w:ascii="Times New Roman" w:hAnsi="Times New Roman"/>
-          <w:sz w:val="28"/>
-          <w:szCs w:val="28"/>
-        </w:rPr>
-        <w:t>П</w:t>
-      </w:r>
-      <w:r>
-        <w:rPr>
-          <w:rFonts w:ascii="Times New Roman" w:hAnsi="Times New Roman"/>
-          <w:sz w:val="28"/>
-          <w:szCs w:val="28"/>
-        </w:rPr>
-        <w:t>олучи</w:t>
-      </w:r>
-      <w:r>
-        <w:rPr>
-          <w:rFonts w:ascii="Times New Roman" w:hAnsi="Times New Roman"/>
-          <w:sz w:val="28"/>
-          <w:szCs w:val="28"/>
-        </w:rPr>
-        <w:t>ли</w:t>
-      </w:r>
-      <w:r>
-        <w:rPr>
-          <w:rFonts w:ascii="Times New Roman" w:hAnsi="Times New Roman"/>
-          <w:sz w:val="28"/>
-          <w:szCs w:val="28"/>
-        </w:rPr>
-        <w:t xml:space="preserve"> данные с удаленного репозитория</w:t>
-      </w:r>
-      <w:r>
-        <w:rPr>
-          <w:rFonts w:ascii="Times New Roman" w:hAnsi="Times New Roman"/>
-          <w:sz w:val="28"/>
-          <w:szCs w:val="28"/>
-        </w:rPr>
-        <w:t>,</w:t>
-      </w:r>
-      <w:r>
-        <w:rPr>
-          <w:rFonts w:ascii="Times New Roman" w:hAnsi="Times New Roman"/>
-          <w:sz w:val="28"/>
-          <w:szCs w:val="28"/>
-        </w:rPr>
-        <w:t xml:space="preserve"> используя команд</w:t>
-      </w:r>
-      <w:r>
-        <w:rPr>
-          <w:rFonts w:ascii="Times New Roman" w:hAnsi="Times New Roman"/>
-          <w:sz w:val="28"/>
-          <w:szCs w:val="28"/>
-        </w:rPr>
-        <w:t>у</w:t>
-      </w:r>
-      <w:r>
-        <w:rPr>
-          <w:rFonts w:ascii="Times New Roman" w:hAnsi="Times New Roman"/>
-          <w:sz w:val="28"/>
-          <w:szCs w:val="28"/>
-        </w:rPr>
-        <w:t xml:space="preserve"> git pull &lt;</w:t>
-      </w:r>
-      <w:r>
-        <w:rPr>
-          <w:rFonts w:ascii="Times New Roman" w:hAnsi="Times New Roman"/>
-          <w:sz w:val="28"/>
-          <w:szCs w:val="28"/>
-          <w:lang w:val="en-US"/>
-        </w:rPr>
-        <w:t>remote</w:t>
-      </w:r>
-      <w:r>
-        <w:rPr>
-          <w:rFonts w:ascii="Times New Roman" w:hAnsi="Times New Roman"/>
-          <w:sz w:val="28"/>
-          <w:szCs w:val="28"/>
-        </w:rPr>
-        <w:t>&gt; – извлечь из указанного удаленного репозитория копию текущей ветки и немедленно объединить ее с локальной копией.</w:t>
-      </w:r>
-      <w:r>
-        <w:rPr>
-          <w:rFonts w:ascii="Times New Roman" w:hAnsi="Times New Roman"/>
-          <w:sz w:val="28"/>
-          <w:szCs w:val="28"/>
-        </w:rPr>
-        <w:t xml:space="preserve"> </w:t>
-      </w:r>
-      <w:r>
-        <w:rPr>
-          <w:rFonts w:ascii="Times New Roman" w:hAnsi="Times New Roman"/>
-          <w:sz w:val="28"/>
-          <w:szCs w:val="28"/>
-        </w:rPr>
-        <w:t>Для примера созда</w:t>
-      </w:r>
-      <w:r>
-        <w:rPr>
-          <w:rFonts w:ascii="Times New Roman" w:hAnsi="Times New Roman"/>
-          <w:sz w:val="28"/>
-          <w:szCs w:val="28"/>
-        </w:rPr>
-        <w:t>ли</w:t>
-      </w:r>
-      <w:r>
-        <w:rPr>
-          <w:rFonts w:ascii="Times New Roman" w:hAnsi="Times New Roman"/>
-          <w:sz w:val="28"/>
-          <w:szCs w:val="28"/>
-        </w:rPr>
-        <w:t xml:space="preserve"> новую ветку и получи</w:t>
-      </w:r>
-      <w:r>
-        <w:rPr>
-          <w:rFonts w:ascii="Times New Roman" w:hAnsi="Times New Roman"/>
-          <w:sz w:val="28"/>
-          <w:szCs w:val="28"/>
-        </w:rPr>
-        <w:t>ли</w:t>
-      </w:r>
-      <w:r>
-        <w:rPr>
-          <w:rFonts w:ascii="Times New Roman" w:hAnsi="Times New Roman"/>
-          <w:sz w:val="28"/>
-          <w:szCs w:val="28"/>
-        </w:rPr>
-        <w:t xml:space="preserve"> изменения из главной ветки, провери</w:t>
-      </w:r>
-      <w:r>
-        <w:rPr>
-          <w:rFonts w:ascii="Times New Roman" w:hAnsi="Times New Roman"/>
-          <w:sz w:val="28"/>
-          <w:szCs w:val="28"/>
-        </w:rPr>
-        <w:t>ли</w:t>
-      </w:r>
-      <w:r>
-        <w:rPr>
-          <w:rFonts w:ascii="Times New Roman" w:hAnsi="Times New Roman"/>
-          <w:sz w:val="28"/>
-          <w:szCs w:val="28"/>
-        </w:rPr>
-        <w:t xml:space="preserve"> командой git log.</w:t>
-      </w:r>
-      <w:r>
-        <w:rPr>
-          <w:rFonts w:ascii="Times New Roman" w:hAnsi="Times New Roman"/>
-          <w:sz w:val="28"/>
-          <w:szCs w:val="28"/>
-        </w:rPr>
-        <w:t xml:space="preserve"> </w:t>
-      </w:r>
-      <w:r>
-        <w:rPr>
-          <w:rFonts w:ascii="Times New Roman" w:hAnsi="Times New Roman"/>
-          <w:sz w:val="28"/>
-          <w:szCs w:val="28"/>
-        </w:rPr>
-        <w:t>После отправ</w:t>
-      </w:r>
-      <w:r>
-        <w:rPr>
-          <w:rFonts w:ascii="Times New Roman" w:hAnsi="Times New Roman"/>
-          <w:sz w:val="28"/>
-          <w:szCs w:val="28"/>
-        </w:rPr>
-        <w:t>или</w:t>
-      </w:r>
-      <w:r>
-        <w:rPr>
-          <w:rFonts w:ascii="Times New Roman" w:hAnsi="Times New Roman"/>
-          <w:sz w:val="28"/>
-          <w:szCs w:val="28"/>
-        </w:rPr>
-        <w:t xml:space="preserve"> эту ветку на удаленный репозиторий.</w:t>
-      </w:r>
-    </w:p>
-    <w:p>
-      <w:pPr>
-        <w:jc w:val="center"/>
-        <w:rPr>
-          <w:rFonts w:ascii="Times New Roman" w:hAnsi="Times New Roman"/>
-          <w:sz w:val="28"/>
-          <w:szCs w:val="28"/>
-        </w:rPr>
-      </w:pPr>
-      <w:r>
-        <w:rPr>
-          <w:noProof/>
-          <w14:ligatures w14:val="standardContextual"/>
-        </w:rPr>
-        <w:lastRenderedPageBreak/>
-        <w:drawing>
-          <wp:inline distT="0" distB="0" distL="0" distR="0" wp14:anchorId="5D5C1CB1" wp14:editId="31C5AC5C">
-            <wp:extent cx="6009524" cy="6552381"/>
-            <wp:effectExtent l="0" t="0" r="0" b="1270"/>
-            <wp:docPr id="32" name="Рисунок 32"/>
             <wp:cNvGraphicFramePr>
               <a:graphicFrameLocks xmlns:a="http://schemas.openxmlformats.org/drawingml/2006/main" noChangeAspect="1"/>
             </wp:cNvGraphicFramePr>
@@ -4334,7 +4189,7 @@
                   <pic:spPr>
                     <a:xfrm>
                       <a:off x="0" y="0"/>
-                      <a:ext cx="6009524" cy="6552381"/>
+                      <a:ext cx="4437402" cy="3361166"/>
                     </a:xfrm>
                     <a:prstGeom prst="rect">
                       <a:avLst/>
@@ -4346,14 +4201,6 @@
           </wp:inline>
         </w:drawing>
       </w:r>
-      <w:r>
-        <w:rPr>
-          <w:rFonts w:ascii="Times New Roman" w:hAnsi="Times New Roman"/>
-          <w:sz w:val="28"/>
-          <w:szCs w:val="28"/>
-        </w:rPr>
-        <w:t xml:space="preserve"> </w:t>
-      </w:r>
     </w:p>
     <w:p>
       <w:pPr>
@@ -4370,55 +4217,32 @@
           <w:sz w:val="28"/>
           <w:szCs w:val="28"/>
         </w:rPr>
-        <w:t>Провери</w:t>
-      </w:r>
-      <w:r>
-        <w:rPr>
-          <w:rFonts w:ascii="Times New Roman" w:hAnsi="Times New Roman"/>
-          <w:sz w:val="28"/>
-          <w:szCs w:val="28"/>
-        </w:rPr>
-        <w:t>ли</w:t>
-      </w:r>
-      <w:r>
-        <w:rPr>
-          <w:rFonts w:ascii="Times New Roman" w:hAnsi="Times New Roman"/>
-          <w:sz w:val="28"/>
-          <w:szCs w:val="28"/>
-        </w:rPr>
-        <w:t xml:space="preserve"> репозиторий на GitHub</w:t>
-      </w:r>
-      <w:r>
-        <w:rPr>
-          <w:rFonts w:ascii="Times New Roman" w:hAnsi="Times New Roman"/>
-          <w:sz w:val="28"/>
-          <w:szCs w:val="28"/>
-        </w:rPr>
-        <w:t xml:space="preserve">, теперь в нём две ветки. </w:t>
-      </w:r>
-      <w:r>
-        <w:rPr>
-          <w:rFonts w:ascii="Times New Roman" w:hAnsi="Times New Roman"/>
-          <w:sz w:val="28"/>
-          <w:szCs w:val="28"/>
-        </w:rPr>
-        <w:t>Кликнув на ссылку с количеством веток, пере</w:t>
-      </w:r>
-      <w:r>
-        <w:rPr>
-          <w:rFonts w:ascii="Times New Roman" w:hAnsi="Times New Roman"/>
-          <w:sz w:val="28"/>
-          <w:szCs w:val="28"/>
-        </w:rPr>
-        <w:t>шли</w:t>
-      </w:r>
-      <w:r>
-        <w:rPr>
-          <w:rFonts w:ascii="Times New Roman" w:hAnsi="Times New Roman"/>
-          <w:sz w:val="28"/>
-          <w:szCs w:val="28"/>
-        </w:rPr>
-        <w:t xml:space="preserve"> на страницу с информацией о них</w:t>
+        <w:t xml:space="preserve">Проверили репозиторий </w:t>
+      </w:r>
+      <w:r>
+        <w:rPr>
+          <w:rFonts w:ascii="Times New Roman" w:hAnsi="Times New Roman"/>
+          <w:sz w:val="28"/>
+          <w:szCs w:val="28"/>
+          <w:lang w:val="en-US"/>
+        </w:rPr>
+        <w:t>GitHub</w:t>
+      </w:r>
+      <w:r>
+        <w:rPr>
+          <w:rFonts w:ascii="Times New Roman" w:hAnsi="Times New Roman"/>
+          <w:sz w:val="28"/>
+          <w:szCs w:val="28"/>
+        </w:rPr>
+        <w:t>, файл ignoreme.txt</w:t>
+      </w:r>
+      <w:r>
+        <w:rPr>
+          <w:rFonts w:ascii="Times New Roman" w:hAnsi="Times New Roman"/>
+          <w:sz w:val="28"/>
+          <w:szCs w:val="28"/>
+        </w:rPr>
+        <w:t xml:space="preserve"> игнорируется.</w:t>
       </w:r>
     </w:p>
     <w:p>
@@ -4433,15 +4257,17 @@
       </w:pPr>
       <w:r>
         <w:rPr>
+          <w:rFonts w:ascii="Times New Roman" w:hAnsi="Times New Roman"/>
           <w:noProof/>
-          <w14:ligatures w14:val="standardContextual"/>
-        </w:rPr>
-        <w:lastRenderedPageBreak/>
+          <w:sz w:val="28"/>
+          <w:szCs w:val="28"/>
+          <w:lang w:val="en-US"/>
+        </w:rPr>
         <w:drawing>
-          <wp:inline distT="0" distB="0" distL="0" distR="0" wp14:anchorId="48E83E35" wp14:editId="002098A2">
-            <wp:extent cx="6307305" cy="2860766"/>
+          <wp:inline distT="0" distB="0" distL="0" distR="0" wp14:anchorId="06BF9666" wp14:editId="7EF989D0">
+            <wp:extent cx="4382112" cy="1943371"/>
             <wp:effectExtent l="0" t="0" r="0" b="0"/>
-            <wp:docPr id="1" name="Рисунок 1"/>
+            <wp:docPr id="30" name="Рисунок 30"/>
             <wp:cNvGraphicFramePr>
               <a:graphicFrameLocks xmlns:a="http://schemas.openxmlformats.org/drawingml/2006/main" noChangeAspect="1"/>
             </wp:cNvGraphicFramePr>
@@ -4461,6 +4287,377 @@
                   <pic:spPr>
                     <a:xfrm>
                       <a:off x="0" y="0"/>
+                      <a:ext cx="4382112" cy="1943371"/>
+                    </a:xfrm>
+                    <a:prstGeom prst="rect">
+                      <a:avLst/>
+                    </a:prstGeom>
+                  </pic:spPr>
+                </pic:pic>
+              </a:graphicData>
+            </a:graphic>
+          </wp:inline>
+        </w:drawing>
+      </w:r>
+    </w:p>
+    <w:p>
+      <w:pPr>
+        <w:pStyle w:val="a7"/>
+        <w:numPr>
+          <w:ilvl w:val="0"/>
+          <w:numId w:val="1"/>
+        </w:numPr>
+        <w:jc w:val="both"/>
+        <w:rPr>
+          <w:rFonts w:ascii="Times New Roman" w:hAnsi="Times New Roman"/>
+          <w:sz w:val="28"/>
+          <w:szCs w:val="28"/>
+        </w:rPr>
+      </w:pPr>
+      <w:r>
+        <w:rPr>
+          <w:rFonts w:ascii="Times New Roman" w:hAnsi="Times New Roman"/>
+          <w:sz w:val="28"/>
+          <w:szCs w:val="28"/>
+        </w:rPr>
+        <w:t>П</w:t>
+      </w:r>
+      <w:r>
+        <w:rPr>
+          <w:rFonts w:ascii="Times New Roman" w:hAnsi="Times New Roman"/>
+          <w:sz w:val="28"/>
+          <w:szCs w:val="28"/>
+        </w:rPr>
+        <w:t>олучи</w:t>
+      </w:r>
+      <w:r>
+        <w:rPr>
+          <w:rFonts w:ascii="Times New Roman" w:hAnsi="Times New Roman"/>
+          <w:sz w:val="28"/>
+          <w:szCs w:val="28"/>
+        </w:rPr>
+        <w:t>ли</w:t>
+      </w:r>
+      <w:r>
+        <w:rPr>
+          <w:rFonts w:ascii="Times New Roman" w:hAnsi="Times New Roman"/>
+          <w:sz w:val="28"/>
+          <w:szCs w:val="28"/>
+        </w:rPr>
+        <w:t xml:space="preserve"> данные с удаленного репозитория</w:t>
+      </w:r>
+      <w:r>
+        <w:rPr>
+          <w:rFonts w:ascii="Times New Roman" w:hAnsi="Times New Roman"/>
+          <w:sz w:val="28"/>
+          <w:szCs w:val="28"/>
+        </w:rPr>
+        <w:t>,</w:t>
+      </w:r>
+      <w:r>
+        <w:rPr>
+          <w:rFonts w:ascii="Times New Roman" w:hAnsi="Times New Roman"/>
+          <w:sz w:val="28"/>
+          <w:szCs w:val="28"/>
+        </w:rPr>
+        <w:t xml:space="preserve"> используя команд</w:t>
+      </w:r>
+      <w:r>
+        <w:rPr>
+          <w:rFonts w:ascii="Times New Roman" w:hAnsi="Times New Roman"/>
+          <w:sz w:val="28"/>
+          <w:szCs w:val="28"/>
+        </w:rPr>
+        <w:t>у</w:t>
+      </w:r>
+      <w:r>
+        <w:rPr>
+          <w:rFonts w:ascii="Times New Roman" w:hAnsi="Times New Roman"/>
+          <w:sz w:val="28"/>
+          <w:szCs w:val="28"/>
+        </w:rPr>
+        <w:t xml:space="preserve"> git pull &lt;</w:t>
+      </w:r>
+      <w:r>
+        <w:rPr>
+          <w:rFonts w:ascii="Times New Roman" w:hAnsi="Times New Roman"/>
+          <w:sz w:val="28"/>
+          <w:szCs w:val="28"/>
+          <w:lang w:val="en-US"/>
+        </w:rPr>
+        <w:t>remote</w:t>
+      </w:r>
+      <w:r>
+        <w:rPr>
+          <w:rFonts w:ascii="Times New Roman" w:hAnsi="Times New Roman"/>
+          <w:sz w:val="28"/>
+          <w:szCs w:val="28"/>
+        </w:rPr>
+        <w:t>&gt; – извлечь из указанного удаленного репозитория копию текущей ветки и немедленно объединить ее с локальной копией.</w:t>
+      </w:r>
+      <w:r>
+        <w:rPr>
+          <w:rFonts w:ascii="Times New Roman" w:hAnsi="Times New Roman"/>
+          <w:sz w:val="28"/>
+          <w:szCs w:val="28"/>
+        </w:rPr>
+        <w:t xml:space="preserve"> </w:t>
+      </w:r>
+      <w:r>
+        <w:rPr>
+          <w:rFonts w:ascii="Times New Roman" w:hAnsi="Times New Roman"/>
+          <w:sz w:val="28"/>
+          <w:szCs w:val="28"/>
+        </w:rPr>
+        <w:t>Для примера созда</w:t>
+      </w:r>
+      <w:r>
+        <w:rPr>
+          <w:rFonts w:ascii="Times New Roman" w:hAnsi="Times New Roman"/>
+          <w:sz w:val="28"/>
+          <w:szCs w:val="28"/>
+        </w:rPr>
+        <w:t>ли</w:t>
+      </w:r>
+      <w:r>
+        <w:rPr>
+          <w:rFonts w:ascii="Times New Roman" w:hAnsi="Times New Roman"/>
+          <w:sz w:val="28"/>
+          <w:szCs w:val="28"/>
+        </w:rPr>
+        <w:t xml:space="preserve"> новую ветку и получи</w:t>
+      </w:r>
+      <w:r>
+        <w:rPr>
+          <w:rFonts w:ascii="Times New Roman" w:hAnsi="Times New Roman"/>
+          <w:sz w:val="28"/>
+          <w:szCs w:val="28"/>
+        </w:rPr>
+        <w:t>ли</w:t>
+      </w:r>
+      <w:r>
+        <w:rPr>
+          <w:rFonts w:ascii="Times New Roman" w:hAnsi="Times New Roman"/>
+          <w:sz w:val="28"/>
+          <w:szCs w:val="28"/>
+        </w:rPr>
+        <w:t xml:space="preserve"> изменения из главной ветки, провери</w:t>
+      </w:r>
+      <w:r>
+        <w:rPr>
+          <w:rFonts w:ascii="Times New Roman" w:hAnsi="Times New Roman"/>
+          <w:sz w:val="28"/>
+          <w:szCs w:val="28"/>
+        </w:rPr>
+        <w:t>ли</w:t>
+      </w:r>
+      <w:r>
+        <w:rPr>
+          <w:rFonts w:ascii="Times New Roman" w:hAnsi="Times New Roman"/>
+          <w:sz w:val="28"/>
+          <w:szCs w:val="28"/>
+        </w:rPr>
+        <w:t xml:space="preserve"> командой git log.</w:t>
+      </w:r>
+      <w:r>
+        <w:rPr>
+          <w:rFonts w:ascii="Times New Roman" w:hAnsi="Times New Roman"/>
+          <w:sz w:val="28"/>
+          <w:szCs w:val="28"/>
+        </w:rPr>
+        <w:t xml:space="preserve"> </w:t>
+      </w:r>
+      <w:r>
+        <w:rPr>
+          <w:rFonts w:ascii="Times New Roman" w:hAnsi="Times New Roman"/>
+          <w:sz w:val="28"/>
+          <w:szCs w:val="28"/>
+        </w:rPr>
+        <w:t>После отправ</w:t>
+      </w:r>
+      <w:r>
+        <w:rPr>
+          <w:rFonts w:ascii="Times New Roman" w:hAnsi="Times New Roman"/>
+          <w:sz w:val="28"/>
+          <w:szCs w:val="28"/>
+        </w:rPr>
+        <w:t>или</w:t>
+      </w:r>
+      <w:r>
+        <w:rPr>
+          <w:rFonts w:ascii="Times New Roman" w:hAnsi="Times New Roman"/>
+          <w:sz w:val="28"/>
+          <w:szCs w:val="28"/>
+        </w:rPr>
+        <w:t xml:space="preserve"> эту ветку на удаленный репозиторий.</w:t>
+      </w:r>
+    </w:p>
+    <w:p>
+      <w:pPr>
+        <w:jc w:val="center"/>
+        <w:rPr>
+          <w:rFonts w:ascii="Times New Roman" w:hAnsi="Times New Roman"/>
+          <w:sz w:val="28"/>
+          <w:szCs w:val="28"/>
+        </w:rPr>
+      </w:pPr>
+      <w:r>
+        <w:rPr>
+          <w:noProof/>
+          <w14:ligatures w14:val="standardContextual"/>
+        </w:rPr>
+        <w:lastRenderedPageBreak/>
+        <w:drawing>
+          <wp:inline distT="0" distB="0" distL="0" distR="0" wp14:anchorId="5D5C1CB1" wp14:editId="31C5AC5C">
+            <wp:extent cx="6009524" cy="6552381"/>
+            <wp:effectExtent l="0" t="0" r="0" b="1270"/>
+            <wp:docPr id="32" name="Рисунок 32"/>
+            <wp:cNvGraphicFramePr>
+              <a:graphicFrameLocks xmlns:a="http://schemas.openxmlformats.org/drawingml/2006/main" noChangeAspect="1"/>
+            </wp:cNvGraphicFramePr>
+            <a:graphic xmlns:a="http://schemas.openxmlformats.org/drawingml/2006/main">
+              <a:graphicData uri="http://schemas.openxmlformats.org/drawingml/2006/picture">
+                <pic:pic xmlns:pic="http://schemas.openxmlformats.org/drawingml/2006/picture">
+                  <pic:nvPicPr>
+                    <pic:cNvPr id="1" name=""/>
+                    <pic:cNvPicPr/>
+                  </pic:nvPicPr>
+                  <pic:blipFill>
+                    <a:blip r:embed="rId25"/>
+                    <a:stretch>
+                      <a:fillRect/>
+                    </a:stretch>
+                  </pic:blipFill>
+                  <pic:spPr>
+                    <a:xfrm>
+                      <a:off x="0" y="0"/>
+                      <a:ext cx="6009524" cy="6552381"/>
+                    </a:xfrm>
+                    <a:prstGeom prst="rect">
+                      <a:avLst/>
+                    </a:prstGeom>
+                  </pic:spPr>
+                </pic:pic>
+              </a:graphicData>
+            </a:graphic>
+          </wp:inline>
+        </w:drawing>
+      </w:r>
+      <w:r>
+        <w:rPr>
+          <w:rFonts w:ascii="Times New Roman" w:hAnsi="Times New Roman"/>
+          <w:sz w:val="28"/>
+          <w:szCs w:val="28"/>
+        </w:rPr>
+        <w:t xml:space="preserve"> </w:t>
+      </w:r>
+    </w:p>
+    <w:p>
+      <w:pPr>
+        <w:jc w:val="both"/>
+        <w:rPr>
+          <w:rFonts w:ascii="Times New Roman" w:hAnsi="Times New Roman"/>
+          <w:sz w:val="28"/>
+          <w:szCs w:val="28"/>
+        </w:rPr>
+      </w:pPr>
+      <w:r>
+        <w:rPr>
+          <w:rFonts w:ascii="Times New Roman" w:hAnsi="Times New Roman"/>
+          <w:sz w:val="28"/>
+          <w:szCs w:val="28"/>
+        </w:rPr>
+        <w:t>Провери</w:t>
+      </w:r>
+      <w:r>
+        <w:rPr>
+          <w:rFonts w:ascii="Times New Roman" w:hAnsi="Times New Roman"/>
+          <w:sz w:val="28"/>
+          <w:szCs w:val="28"/>
+        </w:rPr>
+        <w:t>ли</w:t>
+      </w:r>
+      <w:r>
+        <w:rPr>
+          <w:rFonts w:ascii="Times New Roman" w:hAnsi="Times New Roman"/>
+          <w:sz w:val="28"/>
+          <w:szCs w:val="28"/>
+        </w:rPr>
+        <w:t xml:space="preserve"> репозиторий на GitHub</w:t>
+      </w:r>
+      <w:r>
+        <w:rPr>
+          <w:rFonts w:ascii="Times New Roman" w:hAnsi="Times New Roman"/>
+          <w:sz w:val="28"/>
+          <w:szCs w:val="28"/>
+        </w:rPr>
+        <w:t xml:space="preserve">, теперь в нём две ветки. </w:t>
+      </w:r>
+      <w:r>
+        <w:rPr>
+          <w:rFonts w:ascii="Times New Roman" w:hAnsi="Times New Roman"/>
+          <w:sz w:val="28"/>
+          <w:szCs w:val="28"/>
+        </w:rPr>
+        <w:t>Кликнув на ссылку с количеством веток, пере</w:t>
+      </w:r>
+      <w:r>
+        <w:rPr>
+          <w:rFonts w:ascii="Times New Roman" w:hAnsi="Times New Roman"/>
+          <w:sz w:val="28"/>
+          <w:szCs w:val="28"/>
+        </w:rPr>
+        <w:t>шли</w:t>
+      </w:r>
+      <w:r>
+        <w:rPr>
+          <w:rFonts w:ascii="Times New Roman" w:hAnsi="Times New Roman"/>
+          <w:sz w:val="28"/>
+          <w:szCs w:val="28"/>
+        </w:rPr>
+        <w:t xml:space="preserve"> на страницу с информацией о них</w:t>
+      </w:r>
+    </w:p>
+    <w:p>
+      <w:pPr>
+        <w:jc w:val="center"/>
+        <w:rPr>
+          <w:rFonts w:ascii="Times New Roman" w:hAnsi="Times New Roman"/>
+          <w:sz w:val="28"/>
+          <w:szCs w:val="28"/>
+          <w:lang w:val="en-US"/>
+        </w:rPr>
+      </w:pPr>
+      <w:r>
+        <w:rPr>
+          <w:noProof/>
+          <w14:ligatures w14:val="standardContextual"/>
+        </w:rPr>
+        <w:lastRenderedPageBreak/>
+        <w:drawing>
+          <wp:inline distT="0" distB="0" distL="0" distR="0" wp14:anchorId="48E83E35" wp14:editId="002098A2">
+            <wp:extent cx="6307305" cy="2860766"/>
+            <wp:effectExtent l="0" t="0" r="0" b="0"/>
+            <wp:docPr id="1" name="Рисунок 1"/>
+            <wp:cNvGraphicFramePr>
+              <a:graphicFrameLocks xmlns:a="http://schemas.openxmlformats.org/drawingml/2006/main" noChangeAspect="1"/>
+            </wp:cNvGraphicFramePr>
+            <a:graphic xmlns:a="http://schemas.openxmlformats.org/drawingml/2006/main">
+              <a:graphicData uri="http://schemas.openxmlformats.org/drawingml/2006/picture">
+                <pic:pic xmlns:pic="http://schemas.openxmlformats.org/drawingml/2006/picture">
+                  <pic:nvPicPr>
+                    <pic:cNvPr id="1" name=""/>
+                    <pic:cNvPicPr/>
+                  </pic:nvPicPr>
+                  <pic:blipFill>
+                    <a:blip r:embed="rId26"/>
+                    <a:stretch>
+                      <a:fillRect/>
+                    </a:stretch>
+                  </pic:blipFill>
+                  <pic:spPr>
+                    <a:xfrm>
+                      <a:off x="0" y="0"/>
                       <a:ext cx="6312317" cy="2863039"/>
                     </a:xfrm>
                     <a:prstGeom prst="rect">
@@ -4550,8 +4747,8 @@
       </w:r>
     </w:p>
     <w:sectPr>
-      <w:headerReference w:type="first" r:id="rId25"/>
-      <w:footerReference w:type="first" r:id="rId26"/>
+      <w:headerReference w:type="first" r:id="rId27"/>
+      <w:footerReference w:type="first" r:id="rId28"/>
       <w:pgSz w:w="11906" w:h="16838"/>
       <w:pgMar w:top="720" w:right="720" w:bottom="720" w:left="720" w:header="708" w:footer="708" w:gutter="0"/>
       <w:cols w:space="708"/>
@@ -4605,14 +4802,14 @@
         <w14:ligatures w14:val="standardContextual"/>
       </w:rPr>
     </w:pPr>
-    <w:bookmarkStart w:id="1" w:name="_Hlk215405408"/>
-    <w:bookmarkStart w:id="2" w:name="_Hlk215405409"/>
-    <w:bookmarkStart w:id="3" w:name="_Hlk215405410"/>
-    <w:bookmarkStart w:id="4" w:name="_Hlk215405411"/>
-    <w:bookmarkStart w:id="5" w:name="_Hlk215405413"/>
-    <w:bookmarkStart w:id="6" w:name="_Hlk215405414"/>
-    <w:bookmarkStart w:id="7" w:name="_Hlk215405415"/>
-    <w:bookmarkStart w:id="8" w:name="_Hlk215405416"/>
+    <w:bookmarkStart w:id="3" w:name="_Hlk215405408"/>
+    <w:bookmarkStart w:id="4" w:name="_Hlk215405409"/>
+    <w:bookmarkStart w:id="5" w:name="_Hlk215405410"/>
+    <w:bookmarkStart w:id="6" w:name="_Hlk215405411"/>
+    <w:bookmarkStart w:id="7" w:name="_Hlk215405413"/>
+    <w:bookmarkStart w:id="8" w:name="_Hlk215405414"/>
+    <w:bookmarkStart w:id="9" w:name="_Hlk215405415"/>
+    <w:bookmarkStart w:id="10" w:name="_Hlk215405416"/>
     <w:r>
       <w:rPr>
         <w:rFonts w:ascii="Times New Roman" w:eastAsia="Aptos" w:hAnsi="Times New Roman"/>
@@ -4623,14 +4820,14 @@
       </w:rPr>
       <w:t>Пенза 202</w:t>
     </w:r>
-    <w:bookmarkEnd w:id="1"/>
-    <w:bookmarkEnd w:id="2"/>
     <w:bookmarkEnd w:id="3"/>
     <w:bookmarkEnd w:id="4"/>
     <w:bookmarkEnd w:id="5"/>
     <w:bookmarkEnd w:id="6"/>
     <w:bookmarkEnd w:id="7"/>
     <w:bookmarkEnd w:id="8"/>
+    <w:bookmarkEnd w:id="9"/>
+    <w:bookmarkEnd w:id="10"/>
     <w:r>
       <w:rPr>
         <w:rFonts w:ascii="Times New Roman" w:eastAsia="Aptos" w:hAnsi="Times New Roman"/>
